--- a/data/revised_2026-10_full/tracked/v2/Core_Mathematics/SS3.2_Probability_I/Core_Mathematics_Probability_I_FinalExplanation_TRACKED.docx
+++ b/data/revised_2026-10_full/tracked/v2/Core_Mathematics/SS3.2_Probability_I/Core_Mathematics_Probability_I_FinalExplanation_TRACKED.docx
@@ -531,7 +531,7 @@
               </w:rPr>
               <w:t xml:space="preserve">(a) Use Kamau's 20 trip counts to find the experimental probability that a trip is fully booked. Show how you counted. (b) In Lesson 1 you tossed a 10-shilling coin 30 times in pairs. </w:t>
             </w:r>
-            <w:del w:id="9001" w:author="Claude (AI) - proposed" w:date="2026-10-15T20:14:40Z">
+            <w:del w:id="9001" w:author="Claude (AI) - proposed" w:date="2026-10-18T00:28:14Z">
               <w:r>
                 <w:rPr>
                   <w:rFonts w:ascii="Arial" w:cs="Arial" w:eastAsia="Arial" w:hAnsi="Arial"/>
@@ -546,7 +546,7 @@
                 <w:delText xml:space="preserve">No pair got exactly 15 heads</w:delText>
               </w:r>
             </w:del>
-            <w:ins w:id="9002" w:author="Claude (AI) - proposed" w:date="2026-10-15T20:14:40Z">
+            <w:ins w:id="9002" w:author="Claude (AI) - proposed" w:date="2026-10-18T00:28:14Z">
               <w:r>
                 <w:rPr>
                   <w:rFonts w:ascii="Arial" w:cs="Arial" w:eastAsia="Arial" w:hAnsi="Arial"/>
@@ -1106,7 +1106,7 @@
               </w:rPr>
               <w:t xml:space="preserve">Kamau's employer asks for advice. (a) Write a short Probability Report (4 to 6 sentences) saying what Kamau should expect about full buses, how he should plan, and what he cannot know. Use numbers from his notebook. (b) Suppose each of the 14 seats was filled independently with probability </w:t>
             </w:r>
-            <w:del w:id="9003" w:author="Claude (AI) - proposed" w:date="2026-10-15T20:14:40Z">
+            <w:del w:id="9003" w:author="Claude (AI) - proposed" w:date="2026-10-18T00:28:14Z">
               <w:r>
                 <w:rPr>
                   <w:rFonts w:ascii="Arial" w:cs="Arial" w:eastAsia="Arial" w:hAnsi="Arial"/>
@@ -1121,7 +1121,7 @@
                 <w:delText xml:space="preserve">10</w:delText>
               </w:r>
             </w:del>
-            <w:ins w:id="9004" w:author="Claude (AI) - proposed" w:date="2026-10-15T20:14:40Z">
+            <w:ins w:id="9004" w:author="Claude (AI) - proposed" w:date="2026-10-18T00:28:14Z">
               <w:r>
                 <w:rPr>
                   <w:rFonts w:ascii="Arial" w:cs="Arial" w:eastAsia="Arial" w:hAnsi="Arial"/>
@@ -1149,7 +1149,7 @@
               </w:rPr>
               <w:t xml:space="preserve">/14. The probability that all 14 seats are filled would then be about 0.</w:t>
             </w:r>
-            <w:del w:id="9005" w:author="Claude (AI) - proposed" w:date="2026-10-15T20:14:40Z">
+            <w:del w:id="9005" w:author="Claude (AI) - proposed" w:date="2026-10-18T00:28:14Z">
               <w:r>
                 <w:rPr>
                   <w:rFonts w:ascii="Arial" w:cs="Arial" w:eastAsia="Arial" w:hAnsi="Arial"/>
@@ -1164,7 +1164,7 @@
                 <w:delText xml:space="preserve">009</w:delText>
               </w:r>
             </w:del>
-            <w:ins w:id="9006" w:author="Claude (AI) - proposed" w:date="2026-10-15T20:14:40Z">
+            <w:ins w:id="9006" w:author="Claude (AI) - proposed" w:date="2026-10-18T00:28:14Z">
               <w:r>
                 <w:rPr>
                   <w:rFonts w:ascii="Arial" w:cs="Arial" w:eastAsia="Arial" w:hAnsi="Arial"/>
@@ -1483,7 +1483,7 @@
               <w:spacing w:after="40" w:before="0"/>
               <w:jc w:val="left"/>
             </w:pPr>
-            <w:ins w:id="9007" w:author="Claude (AI) - proposed" w:date="2026-10-15T20:14:40Z">
+            <w:ins w:id="9007" w:author="Claude (AI) - proposed" w:date="2026-10-18T00:28:14Z">
               <w:r>
                 <w:rPr>
                   <w:rFonts w:ascii="Arial" w:cs="Arial" w:eastAsia="Arial" w:hAnsi="Arial"/>
@@ -1531,7 +1531,7 @@
               <w:spacing w:after="40" w:before="0"/>
               <w:jc w:val="left"/>
             </w:pPr>
-            <w:ins w:id="9008" w:author="Claude (AI) - proposed" w:date="2026-10-15T20:14:40Z">
+            <w:ins w:id="9008" w:author="Claude (AI) - proposed" w:date="2026-10-18T00:28:14Z">
               <w:r>
                 <w:rPr>
                   <w:rFonts w:ascii="Arial" w:cs="Arial" w:eastAsia="Arial" w:hAnsi="Arial"/>
@@ -1579,7 +1579,7 @@
               <w:spacing w:after="40" w:before="0"/>
               <w:jc w:val="left"/>
             </w:pPr>
-            <w:ins w:id="9009" w:author="Claude (AI) - proposed" w:date="2026-10-15T20:14:40Z">
+            <w:ins w:id="9009" w:author="Claude (AI) - proposed" w:date="2026-10-18T00:28:14Z">
               <w:r>
                 <w:rPr>
                   <w:rFonts w:ascii="Arial" w:cs="Arial" w:eastAsia="Arial" w:hAnsi="Arial"/>
@@ -1662,7 +1662,7 @@
               <w:spacing w:after="40" w:before="0"/>
               <w:jc w:val="left"/>
             </w:pPr>
-            <w:ins w:id="9010" w:author="Claude (AI) - proposed" w:date="2026-10-15T20:14:40Z">
+            <w:ins w:id="9010" w:author="Claude (AI) - proposed" w:date="2026-10-18T00:28:14Z">
               <w:r>
                 <w:rPr>
                   <w:rFonts w:ascii="Arial" w:cs="Arial" w:eastAsia="Arial" w:hAnsi="Arial"/>
@@ -1710,7 +1710,7 @@
               <w:spacing w:after="40" w:before="0"/>
               <w:jc w:val="left"/>
             </w:pPr>
-            <w:ins w:id="9011" w:author="Claude (AI) - proposed" w:date="2026-10-15T20:14:40Z">
+            <w:ins w:id="9011" w:author="Claude (AI) - proposed" w:date="2026-10-18T00:28:14Z">
               <w:r>
                 <w:rPr>
                   <w:rFonts w:ascii="Arial" w:cs="Arial" w:eastAsia="Arial" w:hAnsi="Arial"/>
@@ -1758,7 +1758,7 @@
               <w:spacing w:after="40" w:before="0"/>
               <w:jc w:val="left"/>
             </w:pPr>
-            <w:ins w:id="9012" w:author="Claude (AI) - proposed" w:date="2026-10-15T20:14:40Z">
+            <w:ins w:id="9012" w:author="Claude (AI) - proposed" w:date="2026-10-18T00:28:14Z">
               <w:r>
                 <w:rPr>
                   <w:rFonts w:ascii="Arial" w:cs="Arial" w:eastAsia="Arial" w:hAnsi="Arial"/>
@@ -1841,7 +1841,7 @@
               <w:spacing w:after="40" w:before="0"/>
               <w:jc w:val="left"/>
             </w:pPr>
-            <w:ins w:id="9013" w:author="Claude (AI) - proposed" w:date="2026-10-15T20:14:40Z">
+            <w:ins w:id="9013" w:author="Claude (AI) - proposed" w:date="2026-10-18T00:28:14Z">
               <w:r>
                 <w:rPr>
                   <w:rFonts w:ascii="Arial" w:cs="Arial" w:eastAsia="Arial" w:hAnsi="Arial"/>
@@ -1889,7 +1889,7 @@
               <w:spacing w:after="40" w:before="0"/>
               <w:jc w:val="left"/>
             </w:pPr>
-            <w:ins w:id="9014" w:author="Claude (AI) - proposed" w:date="2026-10-15T20:14:40Z">
+            <w:ins w:id="9014" w:author="Claude (AI) - proposed" w:date="2026-10-18T00:28:14Z">
               <w:r>
                 <w:rPr>
                   <w:rFonts w:ascii="Arial" w:cs="Arial" w:eastAsia="Arial" w:hAnsi="Arial"/>
@@ -1937,7 +1937,7 @@
               <w:spacing w:after="40" w:before="0"/>
               <w:jc w:val="left"/>
             </w:pPr>
-            <w:ins w:id="9015" w:author="Claude (AI) - proposed" w:date="2026-10-15T20:14:40Z">
+            <w:ins w:id="9015" w:author="Claude (AI) - proposed" w:date="2026-10-18T00:28:14Z">
               <w:r>
                 <w:rPr>
                   <w:rFonts w:ascii="Arial" w:cs="Arial" w:eastAsia="Arial" w:hAnsi="Arial"/>
@@ -2020,7 +2020,7 @@
               <w:spacing w:after="40" w:before="0"/>
               <w:jc w:val="left"/>
             </w:pPr>
-            <w:ins w:id="9016" w:author="Claude (AI) - proposed" w:date="2026-10-15T20:14:40Z">
+            <w:ins w:id="9016" w:author="Claude (AI) - proposed" w:date="2026-10-18T00:28:14Z">
               <w:r>
                 <w:rPr>
                   <w:rFonts w:ascii="Arial" w:cs="Arial" w:eastAsia="Arial" w:hAnsi="Arial"/>
@@ -2068,7 +2068,7 @@
               <w:spacing w:after="40" w:before="0"/>
               <w:jc w:val="left"/>
             </w:pPr>
-            <w:ins w:id="9017" w:author="Claude (AI) - proposed" w:date="2026-10-15T20:14:40Z">
+            <w:ins w:id="9017" w:author="Claude (AI) - proposed" w:date="2026-10-18T00:28:14Z">
               <w:r>
                 <w:rPr>
                   <w:rFonts w:ascii="Arial" w:cs="Arial" w:eastAsia="Arial" w:hAnsi="Arial"/>
@@ -2116,7 +2116,7 @@
               <w:spacing w:after="40" w:before="0"/>
               <w:jc w:val="left"/>
             </w:pPr>
-            <w:ins w:id="9018" w:author="Claude (AI) - proposed" w:date="2026-10-15T20:14:40Z">
+            <w:ins w:id="9018" w:author="Claude (AI) - proposed" w:date="2026-10-18T00:28:14Z">
               <w:r>
                 <w:rPr>
                   <w:rFonts w:ascii="Arial" w:cs="Arial" w:eastAsia="Arial" w:hAnsi="Arial"/>
@@ -2266,7 +2266,7 @@
         </w:rPr>
         <w:t xml:space="preserve">© 2026 SeaVuria and ARES. This work is licensed under a </w:t>
       </w:r>
-      <w:hyperlink w:history="1" r:id="rIdwyh-h-xsnkhultg5v1rpu">
+      <w:hyperlink w:history="1" r:id="rId6czn4hmq_4vex0n57ihiy">
         <w:r>
           <w:rPr>
             <w:rFonts w:ascii="Arial" w:cs="Arial" w:eastAsia="Arial" w:hAnsi="Arial"/>
@@ -2286,7 +2286,7 @@
         </w:rPr>
         <w:t xml:space="preserve"> (</w:t>
       </w:r>
-      <w:hyperlink w:history="1" r:id="rId20j7z70kz_oiupk8hggmk">
+      <w:hyperlink w:history="1" r:id="rId_w5nela2qfcemazh_jkmw">
         <w:r>
           <w:rPr>
             <w:rFonts w:ascii="Arial" w:cs="Arial" w:eastAsia="Arial" w:hAnsi="Arial"/>
@@ -2306,7 +2306,7 @@
         </w:rPr>
         <w:t xml:space="preserve">). To view a copy of this license, visit </w:t>
       </w:r>
-      <w:hyperlink w:history="1" r:id="rIdo8r7voqtbdsyhjfq3lvgk">
+      <w:hyperlink w:history="1" r:id="rIdhdfzrqzn95c2hgjqgucbq">
         <w:r>
           <w:rPr>
             <w:rFonts w:ascii="Arial" w:cs="Arial" w:eastAsia="Arial" w:hAnsi="Arial"/>
